--- a/01 firsthelloworld/实验一+多语言版本Hello+World.docx
+++ b/01 firsthelloworld/实验一+多语言版本Hello+World.docx
@@ -454,7 +454,7 @@
           <w:rFonts w:hint="eastAsia"/>
           <w:b/>
         </w:rPr>
-        <w:t>网址：____https://github.com/fdxdez/Android-first-helloworld.git____</w:t>
+        <w:t>网址：____https://github.com/fdxdez/Android-program.git____</w:t>
       </w:r>
     </w:p>
     <w:p>
@@ -503,6 +503,8 @@
         </w:rPr>
         <w:t>(2) 搭建环境以及开发第一个应用程序</w:t>
       </w:r>
+      <w:bookmarkStart w:id="0" w:name="_GoBack"/>
+      <w:bookmarkEnd w:id="0"/>
     </w:p>
     <w:p>
       <w:pPr>
@@ -786,6 +788,7 @@
     <w:p>
       <w:pPr>
         <w:numPr>
+          <w:ilvl w:val="0"/>
           <w:numId w:val="0"/>
         </w:numPr>
         <w:ind w:leftChars="0"/>
@@ -1159,10 +1162,7 @@
         </w:drawing>
       </w:r>
     </w:p>
-    <w:p>
-      <w:bookmarkStart w:id="0" w:name="_GoBack"/>
-      <w:bookmarkEnd w:id="0"/>
-    </w:p>
+    <w:p/>
     <w:p/>
     <w:p>
       <w:pPr>
@@ -1181,6 +1181,7 @@
     <w:p>
       <w:pPr>
         <w:numPr>
+          <w:ilvl w:val="0"/>
           <w:numId w:val="0"/>
         </w:numPr>
         <w:ind w:leftChars="0"/>
@@ -1487,7 +1488,7 @@
     <w:lsdException w:qFormat="1" w:unhideWhenUsed="0" w:uiPriority="0" w:semiHidden="0" w:name="Title"/>
     <w:lsdException w:unhideWhenUsed="0" w:uiPriority="0" w:semiHidden="0" w:name="Closing"/>
     <w:lsdException w:unhideWhenUsed="0" w:uiPriority="0" w:semiHidden="0" w:name="Signature"/>
-    <w:lsdException w:uiPriority="1" w:name="Default Paragraph Font"/>
+    <w:lsdException w:qFormat="1" w:uiPriority="1" w:name="Default Paragraph Font"/>
     <w:lsdException w:unhideWhenUsed="0" w:uiPriority="0" w:semiHidden="0" w:name="Body Text"/>
     <w:lsdException w:unhideWhenUsed="0" w:uiPriority="0" w:semiHidden="0" w:name="Body Text Indent"/>
     <w:lsdException w:unhideWhenUsed="0" w:uiPriority="0" w:semiHidden="0" w:name="List Continue"/>
@@ -1525,7 +1526,7 @@
     <w:lsdException w:unhideWhenUsed="0" w:uiPriority="0" w:semiHidden="0" w:name="HTML Sample"/>
     <w:lsdException w:unhideWhenUsed="0" w:uiPriority="0" w:semiHidden="0" w:name="HTML Typewriter"/>
     <w:lsdException w:unhideWhenUsed="0" w:uiPriority="0" w:semiHidden="0" w:name="HTML Variable"/>
-    <w:lsdException w:uiPriority="99" w:name="Normal Table"/>
+    <w:lsdException w:qFormat="1" w:uiPriority="99" w:name="Normal Table"/>
     <w:lsdException w:unhideWhenUsed="0" w:uiPriority="0" w:semiHidden="0" w:name="annotation subject"/>
     <w:lsdException w:uiPriority="0" w:name="Table Simple 1"/>
     <w:lsdException w:uiPriority="0" w:name="Table Simple 2"/>
@@ -1692,12 +1693,14 @@
     <w:name w:val="Default Paragraph Font"/>
     <w:semiHidden/>
     <w:unhideWhenUsed/>
+    <w:qFormat/>
     <w:uiPriority w:val="1"/>
   </w:style>
   <w:style w:type="table" w:default="1" w:styleId="4">
     <w:name w:val="Normal Table"/>
     <w:semiHidden/>
     <w:unhideWhenUsed/>
+    <w:qFormat/>
     <w:uiPriority w:val="99"/>
     <w:tblPr>
       <w:tblCellMar>
@@ -1753,6 +1756,7 @@
     <w:name w:val="页眉 字符"/>
     <w:basedOn w:val="5"/>
     <w:link w:val="3"/>
+    <w:qFormat/>
     <w:uiPriority w:val="0"/>
     <w:rPr>
       <w:kern w:val="2"/>
